--- a/TablesFigures/2016_2023_Age_Predictor_Comparison.docx
+++ b/TablesFigures/2016_2023_Age_Predictor_Comparison.docx
@@ -290,7 +290,7 @@
                 <w:szCs w:val="22"/>
                 <w:color w:val="000000"/>
               </w:rPr>
-              <w:t xml:space="preserve">Linear</w:t>
+              <w:t xml:space="preserve">Threshold</w:t>
             </w:r>
           </w:p>
         </w:tc>
@@ -342,7 +342,7 @@
                 <w:szCs w:val="22"/>
                 <w:color w:val="000000"/>
               </w:rPr>
-              <w:t xml:space="preserve">857.4</w:t>
+              <w:t xml:space="preserve">2,723.8</w:t>
             </w:r>
           </w:p>
         </w:tc>
@@ -446,7 +446,7 @@
                 <w:szCs w:val="22"/>
                 <w:color w:val="000000"/>
               </w:rPr>
-              <w:t xml:space="preserve">0.425</w:t>
+              <w:t xml:space="preserve">0.733</w:t>
             </w:r>
           </w:p>
         </w:tc>
@@ -556,7 +556,7 @@
                 <w:szCs w:val="22"/>
                 <w:color w:val="000000"/>
               </w:rPr>
-              <w:t xml:space="preserve">858.1</w:t>
+              <w:t xml:space="preserve">2,725.9</w:t>
             </w:r>
           </w:p>
         </w:tc>
@@ -608,7 +608,7 @@
                 <w:szCs w:val="22"/>
                 <w:color w:val="000000"/>
               </w:rPr>
-              <w:t xml:space="preserve">0.69</w:t>
+              <w:t xml:space="preserve">2.02</w:t>
             </w:r>
           </w:p>
         </w:tc>
@@ -660,7 +660,7 @@
                 <w:szCs w:val="22"/>
                 <w:color w:val="000000"/>
               </w:rPr>
-              <w:t xml:space="preserve">0.300</w:t>
+              <w:t xml:space="preserve">0.267</w:t>
             </w:r>
           </w:p>
         </w:tc>
@@ -718,7 +718,7 @@
                 <w:szCs w:val="22"/>
                 <w:color w:val="000000"/>
               </w:rPr>
-              <w:t xml:space="preserve">Threshold</w:t>
+              <w:t xml:space="preserve">Linear</w:t>
             </w:r>
           </w:p>
         </w:tc>
@@ -770,7 +770,7 @@
                 <w:szCs w:val="22"/>
                 <w:color w:val="000000"/>
               </w:rPr>
-              <w:t xml:space="preserve">858.3</w:t>
+              <w:t xml:space="preserve">2,740.7</w:t>
             </w:r>
           </w:p>
         </w:tc>
@@ -822,7 +822,7 @@
                 <w:szCs w:val="22"/>
                 <w:color w:val="000000"/>
               </w:rPr>
-              <w:t xml:space="preserve">0.87</w:t>
+              <w:t xml:space="preserve">16.83</w:t>
             </w:r>
           </w:p>
         </w:tc>
@@ -874,7 +874,7 @@
                 <w:szCs w:val="22"/>
                 <w:color w:val="000000"/>
               </w:rPr>
-              <w:t xml:space="preserve">0.275</w:t>
+              <w:t xml:space="preserve">0.000</w:t>
             </w:r>
           </w:p>
         </w:tc>

--- a/TablesFigures/2016_2023_Age_Predictor_Comparison.docx
+++ b/TablesFigures/2016_2023_Age_Predictor_Comparison.docx
@@ -290,7 +290,7 @@
                 <w:szCs w:val="22"/>
                 <w:color w:val="000000"/>
               </w:rPr>
-              <w:t xml:space="preserve">Threshold</w:t>
+              <w:t xml:space="preserve">Linear</w:t>
             </w:r>
           </w:p>
         </w:tc>
@@ -342,7 +342,7 @@
                 <w:szCs w:val="22"/>
                 <w:color w:val="000000"/>
               </w:rPr>
-              <w:t xml:space="preserve">2,723.8</w:t>
+              <w:t xml:space="preserve">780.3</w:t>
             </w:r>
           </w:p>
         </w:tc>
@@ -446,7 +446,7 @@
                 <w:szCs w:val="22"/>
                 <w:color w:val="000000"/>
               </w:rPr>
-              <w:t xml:space="preserve">0.733</w:t>
+              <w:t xml:space="preserve">0.554</w:t>
             </w:r>
           </w:p>
         </w:tc>
@@ -556,7 +556,7 @@
                 <w:szCs w:val="22"/>
                 <w:color w:val="000000"/>
               </w:rPr>
-              <w:t xml:space="preserve">2,725.9</w:t>
+              <w:t xml:space="preserve">782.0</w:t>
             </w:r>
           </w:p>
         </w:tc>
@@ -608,7 +608,7 @@
                 <w:szCs w:val="22"/>
                 <w:color w:val="000000"/>
               </w:rPr>
-              <w:t xml:space="preserve">2.02</w:t>
+              <w:t xml:space="preserve">1.70</w:t>
             </w:r>
           </w:p>
         </w:tc>
@@ -660,7 +660,7 @@
                 <w:szCs w:val="22"/>
                 <w:color w:val="000000"/>
               </w:rPr>
-              <w:t xml:space="preserve">0.267</w:t>
+              <w:t xml:space="preserve">0.237</w:t>
             </w:r>
           </w:p>
         </w:tc>
@@ -718,7 +718,7 @@
                 <w:szCs w:val="22"/>
                 <w:color w:val="000000"/>
               </w:rPr>
-              <w:t xml:space="preserve">Linear</w:t>
+              <w:t xml:space="preserve">Threshold</w:t>
             </w:r>
           </w:p>
         </w:tc>
@@ -770,7 +770,7 @@
                 <w:szCs w:val="22"/>
                 <w:color w:val="000000"/>
               </w:rPr>
-              <w:t xml:space="preserve">2,740.7</w:t>
+              <w:t xml:space="preserve">782.3</w:t>
             </w:r>
           </w:p>
         </w:tc>
@@ -822,7 +822,7 @@
                 <w:szCs w:val="22"/>
                 <w:color w:val="000000"/>
               </w:rPr>
-              <w:t xml:space="preserve">16.83</w:t>
+              <w:t xml:space="preserve">1.94</w:t>
             </w:r>
           </w:p>
         </w:tc>
@@ -874,7 +874,7 @@
                 <w:szCs w:val="22"/>
                 <w:color w:val="000000"/>
               </w:rPr>
-              <w:t xml:space="preserve">0.000</w:t>
+              <w:t xml:space="preserve">0.210</w:t>
             </w:r>
           </w:p>
         </w:tc>
